--- a/testakten/steuerrecht-bwa-vergleich-nuernberg/10_Gesellschafterdarlehen_2025-08-28.docx
+++ b/testakten/steuerrecht-bwa-vergleich-nuernberg/10_Gesellschafterdarlehen_2025-08-28.docx
@@ -41,10 +41,22 @@
     <w:p>
       <w:pPr>
         <w:pStyle w:val="Heading1"/>
-        <w:spacing w:after="140" w:line="259" w:lineRule="auto"/>
+        <w:keepNext/>
+        <w:spacing w:after="0" w:line="259" w:lineRule="auto"/>
       </w:pPr>
       <w:r>
         <w:t>1 Parteien und Auszahlung</w:t>
+      </w:r>
+    </w:p>
+    <w:p>
+      <w:pPr>
+        <w:keepNext/>
+        <w:spacing w:before="0" w:after="0" w:line="220" w:lineRule="exact"/>
+      </w:pPr>
+      <w:r>
+        <w:rPr>
+          <w:sz w:val="22"/>
+        </w:rPr>
       </w:r>
     </w:p>
     <w:p>
@@ -58,10 +70,22 @@
     <w:p>
       <w:pPr>
         <w:pStyle w:val="Heading1"/>
-        <w:spacing w:after="140" w:line="259" w:lineRule="auto"/>
+        <w:keepNext/>
+        <w:spacing w:after="0" w:line="259" w:lineRule="auto"/>
       </w:pPr>
       <w:r>
         <w:t>2 Verzinsung und Rückzahlung</w:t>
+      </w:r>
+    </w:p>
+    <w:p>
+      <w:pPr>
+        <w:keepNext/>
+        <w:spacing w:before="0" w:after="0" w:line="220" w:lineRule="exact"/>
+      </w:pPr>
+      <w:r>
+        <w:rPr>
+          <w:sz w:val="22"/>
+        </w:rPr>
       </w:r>
     </w:p>
     <w:p>
@@ -83,10 +107,22 @@
     <w:p>
       <w:pPr>
         <w:pStyle w:val="Heading1"/>
-        <w:spacing w:after="140" w:line="259" w:lineRule="auto"/>
+        <w:keepNext/>
+        <w:spacing w:after="0" w:line="259" w:lineRule="auto"/>
       </w:pPr>
       <w:r>
         <w:t>3 Sicherheiten und zusätzliche Mittel</w:t>
+      </w:r>
+    </w:p>
+    <w:p>
+      <w:pPr>
+        <w:keepNext/>
+        <w:spacing w:before="0" w:after="0" w:line="220" w:lineRule="exact"/>
+      </w:pPr>
+      <w:r>
+        <w:rPr>
+          <w:sz w:val="22"/>
+        </w:rPr>
       </w:r>
     </w:p>
     <w:p>
@@ -108,10 +144,22 @@
     <w:p>
       <w:pPr>
         <w:pStyle w:val="Heading1"/>
-        <w:spacing w:after="140" w:line="259" w:lineRule="auto"/>
+        <w:keepNext/>
+        <w:spacing w:after="0" w:line="259" w:lineRule="auto"/>
       </w:pPr>
       <w:r>
         <w:t>4 Nachweise und Änderungen</w:t>
+      </w:r>
+    </w:p>
+    <w:p>
+      <w:pPr>
+        <w:keepNext/>
+        <w:spacing w:before="0" w:after="0" w:line="220" w:lineRule="exact"/>
+      </w:pPr>
+      <w:r>
+        <w:rPr>
+          <w:sz w:val="22"/>
+        </w:rPr>
       </w:r>
     </w:p>
     <w:p>
